--- a/docs/epica-4/HU-023-MAPA-TECNICO-MATERIALES.docx
+++ b/docs/epica-4/HU-023-MAPA-TECNICO-MATERIALES.docx
@@ -650,6 +650,54 @@
           <w:szCs w:val="21"/>
         </w:rPr>
         <w:t xml:space="preserve">No depende de HU-024 ni HU-025.</w:t>
+      </w:r>
+    </w:p>
+    <w:p>
+      <w:r>
+        <w:t>No esperes a que HU-022 (Juan y Joel) termine toda su historia para empezar ? arranca ya:</w:t>
+      </w:r>
+    </w:p>
+    <w:p>
+      <w:r>
+        <w:t>1. Backend, 100% en paralelo: MaterialesAulaServicio, los tres endpoints y ArchivoAlmacenamientoServicio.cargar(...) no necesitan nada de HU-022 para programarse y probarse con una matr?cula de prueba. Solo necesitas el contrato de AulaServicio.motivoSinAccesoPublico(Matricula m) (ya definido en la gu?a de HU-022) ? si Juan/Joel a?n no mergearon, copia esas 6 l?neas como stub local para poder compilar, y b?rralas al rebasar sobre su rama ya mergeada.</w:t>
+      </w:r>
+    </w:p>
+    <w:p>
+      <w:r>
+        <w:t>2. Frontend, el ?nico paso que s? espera: tu panel de materiales se renderiza dentro de aula.ts/aula.html que crea HU-022 ? ese archivo tiene que existir antes de enchufar tu panel. No es toda tu historia, es el ?ltimo paso de integraci?n visual; mientras tanto avanza el resto.</w:t>
+      </w:r>
+    </w:p>
+    <w:p>
+      <w:r>
+        <w:t>3. Avisa a Juan/Joel cu?ndo vas a necesitar su esqueleto en develop para no quedarte bloqueado justo al final.</w:t>
+      </w:r>
+    </w:p>
+    <w:p>
+      <w:pPr>
+        <w:pStyle w:val="Heading1"/>
+      </w:pPr>
+      <w:r>
+        <w:t>🔑 Punto de oro — con quién coordinar</w:t>
+      </w:r>
+    </w:p>
+    <w:p>
+      <w:r>
+        <w:t>No esperes a que HU-022 (Juan y Joel) termine toda su historia para empezar — arranca ya:</w:t>
+      </w:r>
+    </w:p>
+    <w:p>
+      <w:r>
+        <w:t>1. Backend, 100% en paralelo: MaterialesAulaServicio, los tres endpoints y ArchivoAlmacenamientoServicio.cargar(...) no necesitan nada de HU-022 para programarse y probarse con una matrícula de prueba. Solo necesitas el contrato de AulaServicio.motivoSinAccesoPublico(Matricula m) (ya definido en la guía de HU-022) — si Juan/Joel aún no mergearon, copia esas 6 líneas como stub local para poder compilar, y bórralas al rebasar sobre su rama ya mergeada.</w:t>
+      </w:r>
+    </w:p>
+    <w:p>
+      <w:r>
+        <w:t>2. Frontend, el único paso que sí espera: tu panel de materiales se renderiza dentro de aula.ts/aula.html que crea HU-022 — ese archivo tiene que existir antes de enchufar tu panel. No es toda tu historia, es el último paso de integración visual; mientras tanto avanza el resto.</w:t>
+      </w:r>
+    </w:p>
+    <w:p>
+      <w:r>
+        <w:t>3. Avisa a Juan/Joel cuándo vas a necesitar su esqueleto en develop para no quedarte bloqueado justo al final.</w:t>
       </w:r>
     </w:p>
     <w:p>
